--- a/backend/app/templates/dpc_template.docx
+++ b/backend/app/templates/dpc_template.docx
@@ -5,7 +5,9 @@
     <w:p>
       <w:r>
         <w:rPr>
+          <w:rFonts w:ascii="Courier New" w:hAnsi="Courier New"/>
           <w:b/>
+          <w:sz w:val="22"/>
         </w:rPr>
         <w:t>DOHODA O PRACOVNÍ ČINNOSTI</w:t>
       </w:r>
@@ -64,6 +66,10 @@
     </w:p>
     <w:p>
       <w:r>
+        <w:rPr>
+          <w:rFonts w:ascii="Courier New" w:hAnsi="Courier New"/>
+          <w:sz w:val="22"/>
+        </w:rPr>
         <w:t>DIČ: {{DIC}}</w:t>
       </w:r>
     </w:p>
@@ -95,6 +101,10 @@
     </w:p>
     <w:p>
       <w:r>
+        <w:rPr>
+          <w:rFonts w:ascii="Courier New" w:hAnsi="Courier New"/>
+          <w:sz w:val="22"/>
+        </w:rPr>
         <w:t>zastoupený: {{ZASTUPCE_FIRMY}}</w:t>
       </w:r>
     </w:p>
@@ -201,26 +211,46 @@
     </w:p>
     <w:p>
       <w:r>
+        <w:rPr>
+          <w:rFonts w:ascii="Courier New" w:hAnsi="Courier New"/>
+          <w:sz w:val="22"/>
+        </w:rPr>
         <w:t xml:space="preserve">                      číslo dokladu totožnosti: {{CISLO_DOKLADU}}</w:t>
       </w:r>
     </w:p>
     <w:p>
       <w:r>
+        <w:rPr>
+          <w:rFonts w:ascii="Courier New" w:hAnsi="Courier New"/>
+          <w:sz w:val="22"/>
+        </w:rPr>
         <w:t xml:space="preserve">                      trvalá adresa v zemi původu: {{ADRESA_PUVODU}}</w:t>
       </w:r>
     </w:p>
     <w:p>
       <w:r>
+        <w:rPr>
+          <w:rFonts w:ascii="Courier New" w:hAnsi="Courier New"/>
+          <w:sz w:val="22"/>
+        </w:rPr>
         <w:t xml:space="preserve">                      číslo víza (u cizinců): {{CISLO_VIZA}}</w:t>
       </w:r>
     </w:p>
     <w:p>
       <w:r>
+        <w:rPr>
+          <w:rFonts w:ascii="Courier New" w:hAnsi="Courier New"/>
+          <w:sz w:val="22"/>
+        </w:rPr>
         <w:t xml:space="preserve">                      platnost víza do (u cizinců): {{PLATNOST_VIZA}}</w:t>
       </w:r>
     </w:p>
     <w:p>
       <w:r>
+        <w:rPr>
+          <w:rFonts w:ascii="Courier New" w:hAnsi="Courier New"/>
+          <w:sz w:val="22"/>
+        </w:rPr>
         <w:t xml:space="preserve">                      druh pobytu na území ČR (u cizinců): {{DRUH_POBYTU}}</w:t>
       </w:r>
     </w:p>

--- a/backend/app/templates/dpc_template.docx
+++ b/backend/app/templates/dpc_template.docx
@@ -1554,7 +1554,7 @@
           <w:sz w:val="22"/>
           <w:szCs w:val="22"/>
         </w:rPr>
-        <w:t xml:space="preserve">Zaměstnanec:   </w:t>
+        <w:t xml:space="preserve">Zaměstnanec: {{PODPIS_ZAMESTNANCE}}   </w:t>
       </w:r>
       <w:proofErr w:type="gramEnd"/>
       <w:r>
@@ -1563,7 +1563,7 @@
           <w:sz w:val="22"/>
           <w:szCs w:val="22"/>
         </w:rPr>
-        <w:t xml:space="preserve">                    Zaměstnavatel:</w:t>
+        <w:t xml:space="preserve">                    Zaměstnavatel: {{PODPIS_ZAMESTNAVATELE}}</w:t>
       </w:r>
     </w:p>
     <w:p>
